--- a/csv_parser/out/RS-RPIS/RS-RPIS.schema.docx
+++ b/csv_parser/out/RS-RPIS/RS-RPIS.schema.docx
@@ -492,7 +492,7 @@
             <w:r>
               <w:t>string</w:t>
               <w:br/>
-              <w:t>(REGEX: ^([\w-]+\.?){4,10}$)</w:t>
+              <w:t>(REGEX: ^([a-zA-Z0-9_-]+\.?){4,10}$)</w:t>
             </w:r>
           </w:p>
         </w:tc>
